--- a/Отчеты/Отчет Task3.docx
+++ b/Отчеты/Отчет Task3.docx
@@ -39,7 +39,16 @@
           <w:sz w:val="24"/>
           <w:szCs w:val="24"/>
         </w:rPr>
-        <w:t>Цель работы:</w:t>
+        <w:t>Цель работы</w:t>
+      </w:r>
+      <w:r>
+        <w:rPr>
+          <w:rFonts w:ascii="Times New Roman" w:hAnsi="Times New Roman" w:cs="Times New Roman"/>
+          <w:b/>
+          <w:sz w:val="24"/>
+          <w:szCs w:val="24"/>
+        </w:rPr>
+        <w:t>:</w:t>
       </w:r>
       <w:r>
         <w:rPr>
@@ -47,7 +56,7 @@
           <w:sz w:val="24"/>
           <w:szCs w:val="24"/>
         </w:rPr>
-        <w:t xml:space="preserve"> Получить практические навыки </w:t>
+        <w:t xml:space="preserve"> получить</w:t>
       </w:r>
       <w:r>
         <w:rPr>
@@ -55,44 +64,51 @@
           <w:sz w:val="24"/>
           <w:szCs w:val="24"/>
         </w:rPr>
-        <w:t xml:space="preserve">работы с графиком в среде </w:t>
+        <w:t xml:space="preserve"> практические навыки </w:t>
       </w:r>
       <w:r>
         <w:rPr>
           <w:rFonts w:ascii="Times New Roman" w:hAnsi="Times New Roman" w:cs="Times New Roman"/>
           <w:sz w:val="24"/>
           <w:szCs w:val="24"/>
-          <w:lang w:val="en-US"/>
-        </w:rPr>
-        <w:t>Windows</w:t>
+        </w:rPr>
+        <w:t xml:space="preserve">работы с графиком в среде </w:t>
       </w:r>
       <w:r>
         <w:rPr>
           <w:rFonts w:ascii="Times New Roman" w:hAnsi="Times New Roman" w:cs="Times New Roman"/>
           <w:sz w:val="24"/>
           <w:szCs w:val="24"/>
-        </w:rPr>
-        <w:t xml:space="preserve"> </w:t>
+          <w:lang w:val="en-US"/>
+        </w:rPr>
+        <w:t>Windows</w:t>
       </w:r>
       <w:r>
         <w:rPr>
           <w:rFonts w:ascii="Times New Roman" w:hAnsi="Times New Roman" w:cs="Times New Roman"/>
           <w:sz w:val="24"/>
           <w:szCs w:val="24"/>
-          <w:lang w:val="en-US"/>
-        </w:rPr>
-        <w:t>Forms</w:t>
-      </w:r>
-    </w:p>
-    <w:p>
-      <w:pPr>
-        <w:spacing w:after="0"/>
-        <w:jc w:val="both"/>
+        </w:rPr>
+        <w:t xml:space="preserve"> </w:t>
+      </w:r>
+      <w:r>
         <w:rPr>
           <w:rFonts w:ascii="Times New Roman" w:hAnsi="Times New Roman" w:cs="Times New Roman"/>
           <w:sz w:val="24"/>
           <w:szCs w:val="24"/>
           <w:lang w:val="en-US"/>
+        </w:rPr>
+        <w:t>Forms</w:t>
+      </w:r>
+    </w:p>
+    <w:p>
+      <w:pPr>
+        <w:spacing w:after="0"/>
+        <w:jc w:val="both"/>
+        <w:rPr>
+          <w:rFonts w:ascii="Times New Roman" w:hAnsi="Times New Roman" w:cs="Times New Roman"/>
+          <w:sz w:val="24"/>
+          <w:szCs w:val="24"/>
         </w:rPr>
       </w:pPr>
       <w:r>
@@ -130,7 +146,6 @@
           <w:rFonts w:ascii="Times New Roman" w:hAnsi="Times New Roman" w:cs="Times New Roman"/>
           <w:sz w:val="24"/>
           <w:szCs w:val="24"/>
-          <w:lang w:val="en-US"/>
         </w:rPr>
       </w:pPr>
     </w:p>
@@ -179,7 +194,6 @@
           <w:rFonts w:ascii="Times New Roman" w:hAnsi="Times New Roman" w:cs="Times New Roman"/>
           <w:sz w:val="24"/>
           <w:szCs w:val="24"/>
-          <w:lang w:val="en-US"/>
         </w:rPr>
       </w:pPr>
       <w:r>
@@ -199,7 +213,6 @@
           <w:rFonts w:ascii="Times New Roman" w:hAnsi="Times New Roman" w:cs="Times New Roman"/>
           <w:sz w:val="24"/>
           <w:szCs w:val="24"/>
-          <w:lang w:val="en-US"/>
         </w:rPr>
       </w:pPr>
     </w:p>
@@ -264,7 +277,6 @@
           <w:b/>
           <w:sz w:val="24"/>
           <w:szCs w:val="24"/>
-          <w:lang w:val="en-US"/>
         </w:rPr>
         <w:t>29</w:t>
       </w:r>
@@ -1326,16 +1338,7 @@
                 <w:szCs w:val="24"/>
                 <w:lang w:val="en-US"/>
               </w:rPr>
-              <w:t>Dark</w:t>
-            </w:r>
-            <w:r>
-              <w:rPr>
-                <w:rFonts w:ascii="Times New Roman" w:hAnsi="Times New Roman" w:cs="Times New Roman"/>
-                <w:sz w:val="24"/>
-                <w:szCs w:val="24"/>
-                <w:lang w:val="en-US"/>
-              </w:rPr>
-              <w:t>Blue</w:t>
+              <w:t>DarkBlue</w:t>
             </w:r>
             <w:proofErr w:type="spellEnd"/>
           </w:p>
@@ -11358,17 +11361,6 @@
     </w:p>
     <w:p>
       <w:pPr>
-        <w:pStyle w:val="a3"/>
-        <w:ind w:right="140"/>
-        <w:jc w:val="center"/>
-        <w:rPr>
-          <w:sz w:val="26"/>
-          <w:szCs w:val="26"/>
-        </w:rPr>
-      </w:pPr>
-    </w:p>
-    <w:p>
-      <w:pPr>
         <w:pStyle w:val="af0"/>
         <w:keepNext/>
         <w:jc w:val="left"/>
@@ -11568,15 +11560,9 @@
             <w:pPr>
               <w:spacing w:after="0"/>
               <w:jc w:val="both"/>
-              <w:rPr>
-                <w:lang w:val="en-US"/>
-              </w:rPr>
             </w:pPr>
             <w:r>
-              <w:t xml:space="preserve">Способность </w:t>
-            </w:r>
-            <w:r>
-              <w:t>генерации случайных треугольников</w:t>
+              <w:t>Способность программы запускать движение круга</w:t>
             </w:r>
           </w:p>
         </w:tc>
@@ -11599,7 +11585,13 @@
               </w:rPr>
             </w:pPr>
             <w:r>
-              <w:t>Нажать кнопку «Сгенерировать треугольники»</w:t>
+              <w:t>Нажать кнопку «</w:t>
+            </w:r>
+            <w:r>
+              <w:t>СТАРТ</w:t>
+            </w:r>
+            <w:r>
+              <w:t>»</w:t>
             </w:r>
           </w:p>
         </w:tc>
@@ -11619,7 +11611,7 @@
               <w:spacing w:after="0"/>
             </w:pPr>
             <w:r>
-              <w:t>Генерируются случайные возможные треугольники.</w:t>
+              <w:t>Начинается движение круга по форме</w:t>
             </w:r>
           </w:p>
         </w:tc>
@@ -11641,7 +11633,10 @@
           </w:p>
           <w:p>
             <w:r>
-              <w:t>См. Рисунки 3,4</w:t>
+              <w:t>См. Рисун</w:t>
+            </w:r>
+            <w:r>
+              <w:t>ок 3.</w:t>
             </w:r>
           </w:p>
         </w:tc>
@@ -11667,13 +11662,13 @@
               <w:jc w:val="both"/>
             </w:pPr>
             <w:r>
-              <w:t>Способность контроля недопустимых значений</w:t>
+              <w:t xml:space="preserve">Способность программы </w:t>
             </w:r>
             <w:r>
-              <w:t xml:space="preserve"> </w:t>
+              <w:t>останавливать</w:t>
             </w:r>
             <w:r>
-              <w:t>для координат вершин выпуклого многоугольника</w:t>
+              <w:t xml:space="preserve"> движение круга</w:t>
             </w:r>
           </w:p>
         </w:tc>
@@ -11693,18 +11688,7 @@
               <w:spacing w:after="0"/>
             </w:pPr>
             <w:r>
-              <w:t>Нажать кнопку «Сгенерировать треугольники»,</w:t>
-            </w:r>
-          </w:p>
-          <w:p>
-            <w:pPr>
-              <w:spacing w:after="0"/>
-            </w:pPr>
-            <w:r>
-              <w:t>Ввести в любую строку значения</w:t>
-            </w:r>
-            <w:r>
-              <w:t>:</w:t>
+              <w:t>Нажать кнопку «СТАРТ»</w:t>
             </w:r>
           </w:p>
           <w:p>
@@ -11715,10 +11699,13 @@
               </w:rPr>
             </w:pPr>
             <w:r>
-              <w:rPr>
-                <w:lang w:val="en-US"/>
-              </w:rPr>
-              <w:t>415, 2, 5</w:t>
+              <w:t>Нажать кнопку «СТ</w:t>
+            </w:r>
+            <w:r>
+              <w:t>ОП</w:t>
+            </w:r>
+            <w:r>
+              <w:t>»</w:t>
             </w:r>
           </w:p>
         </w:tc>
@@ -11738,7 +11725,13 @@
               <w:spacing w:after="0"/>
             </w:pPr>
             <w:r>
-              <w:t>Оповещение о несоответствии данных с определением выпуклого многоугольника</w:t>
+              <w:t xml:space="preserve">Начинается движение круга по форме. </w:t>
+            </w:r>
+            <w:r>
+              <w:t>При нажатии на кнопку «Стоп»</w:t>
+            </w:r>
+            <w:r>
+              <w:t xml:space="preserve"> оно прекращается</w:t>
             </w:r>
           </w:p>
         </w:tc>
@@ -11763,7 +11756,10 @@
               <w:t>(Рис</w:t>
             </w:r>
             <w:r>
-              <w:t>унок 5</w:t>
+              <w:t xml:space="preserve">унок </w:t>
+            </w:r>
+            <w:r>
+              <w:t>4</w:t>
             </w:r>
             <w:r>
               <w:t>)</w:t>
@@ -11792,7 +11788,7 @@
               <w:jc w:val="both"/>
             </w:pPr>
             <w:r>
-              <w:t>Способность генерировать результаты и записывать их в файл</w:t>
+              <w:t>Способность изменять настройки формы</w:t>
             </w:r>
           </w:p>
         </w:tc>
@@ -11812,7 +11808,10 @@
               <w:spacing w:after="0"/>
             </w:pPr>
             <w:r>
-              <w:t>Нажать кнопку «Получить и записать результаты»</w:t>
+              <w:t>Нажать кнопку «</w:t>
+            </w:r>
+            <w:r>
+              <w:t>Настройки»</w:t>
             </w:r>
           </w:p>
         </w:tc>
@@ -11832,7 +11831,7 @@
               <w:spacing w:after="0"/>
             </w:pPr>
             <w:r>
-              <w:t>В файл запишут полученные результаты.</w:t>
+              <w:t>Открывается вторая форма «Настройки»</w:t>
             </w:r>
           </w:p>
         </w:tc>
@@ -11849,7 +11848,227 @@
           </w:tcPr>
           <w:p>
             <w:r>
-              <w:t>Соответствуют ожидаемым результатам (Рисунки 6-7)</w:t>
+              <w:t>Соответствуют ожидаемым результатам (Рисун</w:t>
+            </w:r>
+            <w:r>
+              <w:t>ок</w:t>
+            </w:r>
+            <w:r>
+              <w:t xml:space="preserve"> </w:t>
+            </w:r>
+            <w:r>
+              <w:t>5</w:t>
+            </w:r>
+            <w:r>
+              <w:t>)</w:t>
+            </w:r>
+          </w:p>
+        </w:tc>
+      </w:tr>
+      <w:tr>
+        <w:trPr>
+          <w:trHeight w:val="1399"/>
+        </w:trPr>
+        <w:tc>
+          <w:tcPr>
+            <w:tcW w:w="2127" w:type="dxa"/>
+            <w:tcBorders>
+              <w:top w:val="single" w:sz="4" w:space="0" w:color="auto"/>
+              <w:left w:val="single" w:sz="4" w:space="0" w:color="auto"/>
+              <w:bottom w:val="single" w:sz="4" w:space="0" w:color="auto"/>
+              <w:right w:val="single" w:sz="4" w:space="0" w:color="auto"/>
+            </w:tcBorders>
+            <w:vAlign w:val="center"/>
+          </w:tcPr>
+          <w:p>
+            <w:pPr>
+              <w:spacing w:after="0"/>
+              <w:jc w:val="both"/>
+            </w:pPr>
+            <w:r>
+              <w:t xml:space="preserve">Способность </w:t>
+            </w:r>
+            <w:r>
+              <w:t>изменять цвет круга</w:t>
+            </w:r>
+          </w:p>
+        </w:tc>
+        <w:tc>
+          <w:tcPr>
+            <w:tcW w:w="2693" w:type="dxa"/>
+            <w:tcBorders>
+              <w:top w:val="single" w:sz="4" w:space="0" w:color="auto"/>
+              <w:left w:val="single" w:sz="4" w:space="0" w:color="auto"/>
+              <w:bottom w:val="single" w:sz="4" w:space="0" w:color="auto"/>
+              <w:right w:val="single" w:sz="4" w:space="0" w:color="auto"/>
+            </w:tcBorders>
+            <w:vAlign w:val="center"/>
+          </w:tcPr>
+          <w:p>
+            <w:pPr>
+              <w:spacing w:after="0"/>
+            </w:pPr>
+            <w:r>
+              <w:t>Нажать кнопку «Настройки»</w:t>
+            </w:r>
+          </w:p>
+          <w:p>
+            <w:pPr>
+              <w:spacing w:after="0"/>
+            </w:pPr>
+            <w:r>
+              <w:t>Нажать кнопку «</w:t>
+            </w:r>
+            <w:r>
+              <w:t>Выбрать цвет</w:t>
+            </w:r>
+            <w:r>
+              <w:t>»</w:t>
+            </w:r>
+          </w:p>
+          <w:p>
+            <w:pPr>
+              <w:spacing w:after="0"/>
+            </w:pPr>
+            <w:r>
+              <w:t>Выбрать цвет для круга</w:t>
+            </w:r>
+          </w:p>
+        </w:tc>
+        <w:tc>
+          <w:tcPr>
+            <w:tcW w:w="2801" w:type="dxa"/>
+            <w:tcBorders>
+              <w:top w:val="single" w:sz="4" w:space="0" w:color="auto"/>
+              <w:left w:val="single" w:sz="4" w:space="0" w:color="auto"/>
+              <w:bottom w:val="single" w:sz="4" w:space="0" w:color="auto"/>
+              <w:right w:val="single" w:sz="4" w:space="0" w:color="auto"/>
+            </w:tcBorders>
+            <w:vAlign w:val="center"/>
+          </w:tcPr>
+          <w:p>
+            <w:pPr>
+              <w:spacing w:after="0"/>
+            </w:pPr>
+            <w:r>
+              <w:t>Цвет круга изменится на выбранный в форме настроек цвет</w:t>
+            </w:r>
+          </w:p>
+        </w:tc>
+        <w:tc>
+          <w:tcPr>
+            <w:tcW w:w="2268" w:type="dxa"/>
+            <w:tcBorders>
+              <w:top w:val="single" w:sz="4" w:space="0" w:color="auto"/>
+              <w:left w:val="single" w:sz="4" w:space="0" w:color="auto"/>
+              <w:bottom w:val="single" w:sz="4" w:space="0" w:color="auto"/>
+              <w:right w:val="single" w:sz="4" w:space="0" w:color="auto"/>
+            </w:tcBorders>
+            <w:vAlign w:val="center"/>
+          </w:tcPr>
+          <w:p>
+            <w:r>
+              <w:t xml:space="preserve">Соответствуют ожидаемым результатам (Рисунок </w:t>
+            </w:r>
+            <w:r>
+              <w:t>6</w:t>
+            </w:r>
+            <w:r>
+              <w:t>)</w:t>
+            </w:r>
+          </w:p>
+        </w:tc>
+      </w:tr>
+      <w:tr>
+        <w:trPr>
+          <w:trHeight w:val="1399"/>
+        </w:trPr>
+        <w:tc>
+          <w:tcPr>
+            <w:tcW w:w="2127" w:type="dxa"/>
+            <w:tcBorders>
+              <w:top w:val="single" w:sz="4" w:space="0" w:color="auto"/>
+              <w:left w:val="single" w:sz="4" w:space="0" w:color="auto"/>
+              <w:bottom w:val="single" w:sz="4" w:space="0" w:color="auto"/>
+              <w:right w:val="single" w:sz="4" w:space="0" w:color="auto"/>
+            </w:tcBorders>
+            <w:vAlign w:val="center"/>
+          </w:tcPr>
+          <w:p>
+            <w:pPr>
+              <w:spacing w:after="0"/>
+              <w:jc w:val="both"/>
+            </w:pPr>
+            <w:r>
+              <w:t xml:space="preserve">Способность изменять </w:t>
+            </w:r>
+            <w:r>
+              <w:t>скорость движения круга</w:t>
+            </w:r>
+          </w:p>
+        </w:tc>
+        <w:tc>
+          <w:tcPr>
+            <w:tcW w:w="2693" w:type="dxa"/>
+            <w:tcBorders>
+              <w:top w:val="single" w:sz="4" w:space="0" w:color="auto"/>
+              <w:left w:val="single" w:sz="4" w:space="0" w:color="auto"/>
+              <w:bottom w:val="single" w:sz="4" w:space="0" w:color="auto"/>
+              <w:right w:val="single" w:sz="4" w:space="0" w:color="auto"/>
+            </w:tcBorders>
+            <w:vAlign w:val="center"/>
+          </w:tcPr>
+          <w:p>
+            <w:pPr>
+              <w:spacing w:after="0"/>
+            </w:pPr>
+            <w:r>
+              <w:t>Нажать кнопку «Настройки»</w:t>
+            </w:r>
+          </w:p>
+          <w:p>
+            <w:pPr>
+              <w:spacing w:after="0"/>
+            </w:pPr>
+            <w:r>
+              <w:t>Выбрать значение скорости на поле</w:t>
+            </w:r>
+          </w:p>
+        </w:tc>
+        <w:tc>
+          <w:tcPr>
+            <w:tcW w:w="2801" w:type="dxa"/>
+            <w:tcBorders>
+              <w:top w:val="single" w:sz="4" w:space="0" w:color="auto"/>
+              <w:left w:val="single" w:sz="4" w:space="0" w:color="auto"/>
+              <w:bottom w:val="single" w:sz="4" w:space="0" w:color="auto"/>
+              <w:right w:val="single" w:sz="4" w:space="0" w:color="auto"/>
+            </w:tcBorders>
+            <w:vAlign w:val="center"/>
+          </w:tcPr>
+          <w:p>
+            <w:pPr>
+              <w:spacing w:after="0"/>
+            </w:pPr>
+            <w:r>
+              <w:t>Скорость движения формы изменится на выбранное значение</w:t>
+            </w:r>
+          </w:p>
+        </w:tc>
+        <w:tc>
+          <w:tcPr>
+            <w:tcW w:w="2268" w:type="dxa"/>
+            <w:tcBorders>
+              <w:top w:val="single" w:sz="4" w:space="0" w:color="auto"/>
+              <w:left w:val="single" w:sz="4" w:space="0" w:color="auto"/>
+              <w:bottom w:val="single" w:sz="4" w:space="0" w:color="auto"/>
+              <w:right w:val="single" w:sz="4" w:space="0" w:color="auto"/>
+            </w:tcBorders>
+            <w:vAlign w:val="center"/>
+          </w:tcPr>
+          <w:p>
+            <w:r>
+              <w:t>Соответствуют ожидаемым результатам</w:t>
             </w:r>
           </w:p>
         </w:tc>
@@ -11916,10 +12135,10 @@
           <w:noProof/>
         </w:rPr>
         <w:drawing>
-          <wp:inline distT="0" distB="0" distL="0" distR="0" wp14:anchorId="27CD7F9B" wp14:editId="11A51A87">
-            <wp:extent cx="3901778" cy="3261643"/>
-            <wp:effectExtent l="0" t="0" r="3810" b="0"/>
-            <wp:docPr id="317850758" name="Рисунок 1"/>
+          <wp:inline distT="0" distB="0" distL="0" distR="0" wp14:anchorId="609C6052" wp14:editId="6A2818D5">
+            <wp:extent cx="4107536" cy="3718882"/>
+            <wp:effectExtent l="0" t="0" r="7620" b="0"/>
+            <wp:docPr id="1120931427" name="Рисунок 1"/>
             <wp:cNvGraphicFramePr>
               <a:graphicFrameLocks xmlns:a="http://schemas.openxmlformats.org/drawingml/2006/main" noChangeAspect="1"/>
             </wp:cNvGraphicFramePr>
@@ -11927,7 +12146,7 @@
               <a:graphicData uri="http://schemas.openxmlformats.org/drawingml/2006/picture">
                 <pic:pic xmlns:pic="http://schemas.openxmlformats.org/drawingml/2006/picture">
                   <pic:nvPicPr>
-                    <pic:cNvPr id="317850758" name=""/>
+                    <pic:cNvPr id="1120931427" name=""/>
                     <pic:cNvPicPr/>
                   </pic:nvPicPr>
                   <pic:blipFill>
@@ -11939,7 +12158,7 @@
                   <pic:spPr>
                     <a:xfrm>
                       <a:off x="0" y="0"/>
-                      <a:ext cx="3901778" cy="3261643"/>
+                      <a:ext cx="4107536" cy="3718882"/>
                     </a:xfrm>
                     <a:prstGeom prst="rect">
                       <a:avLst/>
@@ -11968,7 +12187,10 @@
         </w:r>
       </w:fldSimple>
       <w:r>
-        <w:t xml:space="preserve"> – Генерация треугольников 1.</w:t>
+        <w:t xml:space="preserve"> – </w:t>
+      </w:r>
+      <w:r>
+        <w:t>Начало движение круга</w:t>
       </w:r>
     </w:p>
     <w:p>
@@ -11981,10 +12203,10 @@
           <w:noProof/>
         </w:rPr>
         <w:drawing>
-          <wp:inline distT="0" distB="0" distL="0" distR="0" wp14:anchorId="416B805F" wp14:editId="542889E9">
-            <wp:extent cx="3833192" cy="3360711"/>
+          <wp:inline distT="0" distB="0" distL="0" distR="0" wp14:anchorId="6C933C40" wp14:editId="677B5A4F">
+            <wp:extent cx="4115157" cy="3741744"/>
             <wp:effectExtent l="0" t="0" r="0" b="0"/>
-            <wp:docPr id="650596441" name="Рисунок 1"/>
+            <wp:docPr id="688121012" name="Рисунок 1"/>
             <wp:cNvGraphicFramePr>
               <a:graphicFrameLocks xmlns:a="http://schemas.openxmlformats.org/drawingml/2006/main" noChangeAspect="1"/>
             </wp:cNvGraphicFramePr>
@@ -11992,7 +12214,7 @@
               <a:graphicData uri="http://schemas.openxmlformats.org/drawingml/2006/picture">
                 <pic:pic xmlns:pic="http://schemas.openxmlformats.org/drawingml/2006/picture">
                   <pic:nvPicPr>
-                    <pic:cNvPr id="650596441" name=""/>
+                    <pic:cNvPr id="688121012" name=""/>
                     <pic:cNvPicPr/>
                   </pic:nvPicPr>
                   <pic:blipFill>
@@ -12004,7 +12226,7 @@
                   <pic:spPr>
                     <a:xfrm>
                       <a:off x="0" y="0"/>
-                      <a:ext cx="3833192" cy="3360711"/>
+                      <a:ext cx="4115157" cy="3741744"/>
                     </a:xfrm>
                     <a:prstGeom prst="rect">
                       <a:avLst/>
@@ -12033,7 +12255,10 @@
         </w:r>
       </w:fldSimple>
       <w:r>
-        <w:t xml:space="preserve"> – Вторая попытка генерации треугольников</w:t>
+        <w:t xml:space="preserve"> – </w:t>
+      </w:r>
+      <w:r>
+        <w:t>Остановка движения круга</w:t>
       </w:r>
     </w:p>
     <w:p>
@@ -12047,10 +12272,10 @@
         </w:rPr>
         <w:lastRenderedPageBreak/>
         <w:drawing>
-          <wp:inline distT="0" distB="0" distL="0" distR="0" wp14:anchorId="132B45BB" wp14:editId="7E1EC144">
-            <wp:extent cx="3337849" cy="1516511"/>
-            <wp:effectExtent l="0" t="0" r="0" b="7620"/>
-            <wp:docPr id="1156907398" name="Рисунок 1"/>
+          <wp:inline distT="0" distB="0" distL="0" distR="0" wp14:anchorId="149A94F6" wp14:editId="095152E6">
+            <wp:extent cx="3566469" cy="2911092"/>
+            <wp:effectExtent l="0" t="0" r="0" b="3810"/>
+            <wp:docPr id="673484427" name="Рисунок 1"/>
             <wp:cNvGraphicFramePr>
               <a:graphicFrameLocks xmlns:a="http://schemas.openxmlformats.org/drawingml/2006/main" noChangeAspect="1"/>
             </wp:cNvGraphicFramePr>
@@ -12058,7 +12283,7 @@
               <a:graphicData uri="http://schemas.openxmlformats.org/drawingml/2006/picture">
                 <pic:pic xmlns:pic="http://schemas.openxmlformats.org/drawingml/2006/picture">
                   <pic:nvPicPr>
-                    <pic:cNvPr id="1156907398" name=""/>
+                    <pic:cNvPr id="673484427" name=""/>
                     <pic:cNvPicPr/>
                   </pic:nvPicPr>
                   <pic:blipFill>
@@ -12070,7 +12295,7 @@
                   <pic:spPr>
                     <a:xfrm>
                       <a:off x="0" y="0"/>
-                      <a:ext cx="3337849" cy="1516511"/>
+                      <a:ext cx="3566469" cy="2911092"/>
                     </a:xfrm>
                     <a:prstGeom prst="rect">
                       <a:avLst/>
@@ -12099,7 +12324,10 @@
         </w:r>
       </w:fldSimple>
       <w:r>
-        <w:t xml:space="preserve"> – Ошибка несуществования треугольника</w:t>
+        <w:t xml:space="preserve"> – </w:t>
+      </w:r>
+      <w:r>
+        <w:t>Форма настроек формы</w:t>
       </w:r>
     </w:p>
     <w:p>
@@ -12112,10 +12340,10 @@
           <w:noProof/>
         </w:rPr>
         <w:drawing>
-          <wp:inline distT="0" distB="0" distL="0" distR="0" wp14:anchorId="03F03E3D" wp14:editId="6B978626">
-            <wp:extent cx="4983480" cy="3141988"/>
-            <wp:effectExtent l="0" t="0" r="7620" b="1270"/>
-            <wp:docPr id="1621049435" name="Рисунок 1"/>
+          <wp:inline distT="0" distB="0" distL="0" distR="0" wp14:anchorId="33B76698" wp14:editId="23036DAE">
+            <wp:extent cx="5745480" cy="2327496"/>
+            <wp:effectExtent l="0" t="0" r="7620" b="0"/>
+            <wp:docPr id="79891401" name="Рисунок 1"/>
             <wp:cNvGraphicFramePr>
               <a:graphicFrameLocks xmlns:a="http://schemas.openxmlformats.org/drawingml/2006/main" noChangeAspect="1"/>
             </wp:cNvGraphicFramePr>
@@ -12123,7 +12351,7 @@
               <a:graphicData uri="http://schemas.openxmlformats.org/drawingml/2006/picture">
                 <pic:pic xmlns:pic="http://schemas.openxmlformats.org/drawingml/2006/picture">
                   <pic:nvPicPr>
-                    <pic:cNvPr id="1621049435" name=""/>
+                    <pic:cNvPr id="79891401" name=""/>
                     <pic:cNvPicPr/>
                   </pic:nvPicPr>
                   <pic:blipFill>
@@ -12135,7 +12363,7 @@
                   <pic:spPr>
                     <a:xfrm>
                       <a:off x="0" y="0"/>
-                      <a:ext cx="4984474" cy="3142615"/>
+                      <a:ext cx="5750181" cy="2329400"/>
                     </a:xfrm>
                     <a:prstGeom prst="rect">
                       <a:avLst/>
@@ -12167,83 +12395,16 @@
         </w:r>
       </w:fldSimple>
       <w:r>
-        <w:t xml:space="preserve"> – Сохранение файла</w:t>
-      </w:r>
-      <w:r>
-        <w:t xml:space="preserve"> результатов</w:t>
+        <w:t xml:space="preserve"> – </w:t>
+      </w:r>
+      <w:r>
+        <w:t>Изменение цвета круга</w:t>
       </w:r>
     </w:p>
     <w:p>
       <w:pPr>
-        <w:keepNext/>
-        <w:jc w:val="center"/>
-      </w:pPr>
-      <w:r>
-        <w:rPr>
-          <w:noProof/>
-          <w:lang w:val="en-US"/>
-        </w:rPr>
-        <w:drawing>
-          <wp:inline distT="0" distB="0" distL="0" distR="0" wp14:anchorId="746A8151" wp14:editId="1DC1088F">
-            <wp:extent cx="2758440" cy="3197158"/>
-            <wp:effectExtent l="0" t="0" r="3810" b="3810"/>
-            <wp:docPr id="421706274" name="Рисунок 1"/>
-            <wp:cNvGraphicFramePr>
-              <a:graphicFrameLocks xmlns:a="http://schemas.openxmlformats.org/drawingml/2006/main" noChangeAspect="1"/>
-            </wp:cNvGraphicFramePr>
-            <a:graphic xmlns:a="http://schemas.openxmlformats.org/drawingml/2006/main">
-              <a:graphicData uri="http://schemas.openxmlformats.org/drawingml/2006/picture">
-                <pic:pic xmlns:pic="http://schemas.openxmlformats.org/drawingml/2006/picture">
-                  <pic:nvPicPr>
-                    <pic:cNvPr id="421706274" name=""/>
-                    <pic:cNvPicPr/>
-                  </pic:nvPicPr>
-                  <pic:blipFill>
-                    <a:blip r:embed="rId14"/>
-                    <a:stretch>
-                      <a:fillRect/>
-                    </a:stretch>
-                  </pic:blipFill>
-                  <pic:spPr>
-                    <a:xfrm>
-                      <a:off x="0" y="0"/>
-                      <a:ext cx="2760359" cy="3199382"/>
-                    </a:xfrm>
-                    <a:prstGeom prst="rect">
-                      <a:avLst/>
-                    </a:prstGeom>
-                  </pic:spPr>
-                </pic:pic>
-              </a:graphicData>
-            </a:graphic>
-          </wp:inline>
-        </w:drawing>
-      </w:r>
-    </w:p>
-    <w:p>
-      <w:pPr>
         <w:pStyle w:val="af0"/>
       </w:pPr>
-      <w:r>
-        <w:t xml:space="preserve">Рисунок </w:t>
-      </w:r>
-      <w:fldSimple w:instr=" SEQ Рисунок \* ARABIC ">
-        <w:r>
-          <w:rPr>
-            <w:noProof/>
-          </w:rPr>
-          <w:t>7</w:t>
-        </w:r>
-      </w:fldSimple>
-      <w:r>
-        <w:rPr>
-          <w:lang w:val="en-US"/>
-        </w:rPr>
-        <w:t xml:space="preserve"> – </w:t>
-      </w:r>
-      <w:r>
-        <w:t>Полученный файл</w:t>
-      </w:r>
     </w:p>
     <w:sectPr>
       <w:pgSz w:w="11906" w:h="16838"/>
@@ -16376,7 +16537,7 @@
   <w:style w:type="paragraph" w:default="1" w:styleId="a">
     <w:name w:val="Normal"/>
     <w:qFormat/>
-    <w:rsid w:val="00454A84"/>
+    <w:rsid w:val="00682019"/>
   </w:style>
   <w:style w:type="paragraph" w:styleId="2">
     <w:name w:val="heading 2"/>
@@ -16407,6 +16568,7 @@
   <w:style w:type="character" w:default="1" w:styleId="a0">
     <w:name w:val="Default Paragraph Font"/>
     <w:uiPriority w:val="1"/>
+    <w:semiHidden/>
     <w:unhideWhenUsed/>
   </w:style>
   <w:style w:type="table" w:default="1" w:styleId="a1">
